--- a/tests/fixtures/synthetic/files/blog_post__fabricated_citations.docx
+++ b/tests/fixtures/synthetic/files/blog_post__fabricated_citations.docx
@@ -7,7 +7,7 @@
         <w:pStyle w:val="Title"/>
       </w:pPr>
       <w:r>
-        <w:t>The Case for Rethinking machine learning for protein structure prediction in drug discovery</w:t>
+        <w:t>Why scalable desalination membranes for arid regions Matters Now</w:t>
       </w:r>
     </w:p>
     <w:p>
@@ -20,7 +20,7 @@
     </w:p>
     <w:p>
       <w:r>
-        <w:t>What we know about machine learning for protein structure prediction in drug discovery, and what to watch.</w:t>
+        <w:t>What we know about scalable desalination membranes for arid regions, and what to watch.</w:t>
       </w:r>
     </w:p>
     <w:p>
@@ -33,7 +33,7 @@
     </w:p>
     <w:p>
       <w:r>
-        <w:t>Careful framing guards against overstatement. The takeaways are meant to inform, not to prescribe. The discussion draws on established spectroscopy methods and current data.</w:t>
+        <w:t>Careful framing guards against overstatement. Practitioners and policymakers alike have a role to play here. The takeaways are meant to inform, not to prescribe.</w:t>
       </w:r>
     </w:p>
     <w:p>
@@ -46,7 +46,7 @@
     </w:p>
     <w:p>
       <w:r>
-        <w:t>The evidence base is partial, and important gaps remain. Careful framing guards against overstatement. Recent analysis points toward a tractable path forward.</w:t>
+        <w:t>Careful framing guards against overstatement. The evidence base is partial, and important gaps remain. Recent analysis points toward a tractable path forward.</w:t>
       </w:r>
     </w:p>
     <w:p>
@@ -59,7 +59,7 @@
     </w:p>
     <w:p>
       <w:r>
-        <w:t>This is, without question, the definitive account of the issue. These findings will transform policy overnight, guaranteed.</w:t>
+        <w:t>Recent analysis points toward a tractable path forward.</w:t>
       </w:r>
     </w:p>
     <w:p>
@@ -75,7 +75,7 @@
         <w:pStyle w:val="ListNumber"/>
       </w:pPr>
       <w:r>
-        <w:t>[1] https://doi.org/10.3086/oabt3818</w:t>
+        <w:t>[1] https://doi.org/10.1289/ehp.1104477</w:t>
       </w:r>
     </w:p>
     <w:p>
@@ -83,7 +83,7 @@
         <w:pStyle w:val="ListNumber"/>
       </w:pPr>
       <w:r>
-        <w:t>[2] https://doi.org/10.1073/pnas.1517384113</w:t>
+        <w:t>[2] https://doi.org/10.4804/8cl0lcz5</w:t>
       </w:r>
     </w:p>
     <w:p>
@@ -91,7 +91,7 @@
         <w:pStyle w:val="ListNumber"/>
       </w:pPr>
       <w:r>
-        <w:t>[3] https://doi.org/10.5516/mhc0bpne</w:t>
+        <w:t>[3] https://doi.org/10.1021/jacs.9b02765</w:t>
       </w:r>
     </w:p>
     <w:p>
@@ -99,7 +99,7 @@
         <w:pStyle w:val="ListNumber"/>
       </w:pPr>
       <w:r>
-        <w:t>[4] https://doi.org/10.8314/dpcz2o8n</w:t>
+        <w:t>[4] https://doi.org/10.1038/s41586-020-2649-2</w:t>
       </w:r>
     </w:p>
     <w:p>
@@ -107,7 +107,7 @@
         <w:pStyle w:val="ListNumber"/>
       </w:pPr>
       <w:r>
-        <w:t>[5] https://doi.org/10.1038/s41586-020-2649-2</w:t>
+        <w:t>[5] https://doi.org/10.1126/science.1259855</w:t>
       </w:r>
     </w:p>
     <w:p>
@@ -115,23 +115,7 @@
         <w:pStyle w:val="ListNumber"/>
       </w:pPr>
       <w:r>
-        <w:t>[6] https://doi.org/10.5739/ouuptj7o</w:t>
-      </w:r>
-    </w:p>
-    <w:p>
-      <w:pPr>
-        <w:pStyle w:val="ListNumber"/>
-      </w:pPr>
-      <w:r>
-        <w:t>[7] https://doi.org/10.1998/9l195dwy</w:t>
-      </w:r>
-    </w:p>
-    <w:p>
-      <w:pPr>
-        <w:pStyle w:val="ListNumber"/>
-      </w:pPr>
-      <w:r>
-        <w:t>[8] https://doi.org/10.7821/0jtyl84p</w:t>
+        <w:t>[6] https://doi.org/10.9901/75i63rmh</w:t>
       </w:r>
     </w:p>
     <w:sectPr>

--- a/tests/fixtures/synthetic/files/blog_post__fabricated_citations.docx
+++ b/tests/fixtures/synthetic/files/blog_post__fabricated_citations.docx
@@ -7,7 +7,7 @@
         <w:pStyle w:val="Title"/>
       </w:pPr>
       <w:r>
-        <w:t>Why scalable desalination membranes for arid regions Matters Now</w:t>
+        <w:t>The Case for Rethinking behavioral economics of retirement savings among gig workers</w:t>
       </w:r>
     </w:p>
     <w:p>
@@ -20,7 +20,7 @@
     </w:p>
     <w:p>
       <w:r>
-        <w:t>What we know about scalable desalination membranes for arid regions, and what to watch.</w:t>
+        <w:t>What we know about behavioral economics of retirement savings among gig workers, and what to watch.</w:t>
       </w:r>
     </w:p>
     <w:p>
@@ -33,7 +33,7 @@
     </w:p>
     <w:p>
       <w:r>
-        <w:t>Careful framing guards against overstatement. Practitioners and policymakers alike have a role to play here. The takeaways are meant to inform, not to prescribe.</w:t>
+        <w:t>Recent analysis points toward a tractable path forward. Careful framing guards against overstatement. The takeaways are meant to inform, not to prescribe.</w:t>
       </w:r>
     </w:p>
     <w:p>
@@ -46,7 +46,7 @@
     </w:p>
     <w:p>
       <w:r>
-        <w:t>Careful framing guards against overstatement. The evidence base is partial, and important gaps remain. Recent analysis points toward a tractable path forward.</w:t>
+        <w:t>Practitioners and policymakers alike have a role to play here. The evidence base is partial, and important gaps remain. The takeaways are meant to inform, not to prescribe.</w:t>
       </w:r>
     </w:p>
     <w:p>
@@ -59,7 +59,7 @@
     </w:p>
     <w:p>
       <w:r>
-        <w:t>Recent analysis points toward a tractable path forward.</w:t>
+        <w:t>Every serious observer already agrees; the matter is entirely settled. The conclusions here are beyond dispute and settle the debate for good.</w:t>
       </w:r>
     </w:p>
     <w:p>
@@ -75,7 +75,7 @@
         <w:pStyle w:val="ListNumber"/>
       </w:pPr>
       <w:r>
-        <w:t>[1] https://doi.org/10.1289/ehp.1104477</w:t>
+        <w:t>[1] https://doi.org/10.1016/j.cell.2016.07.054</w:t>
       </w:r>
     </w:p>
     <w:p>
@@ -83,7 +83,7 @@
         <w:pStyle w:val="ListNumber"/>
       </w:pPr>
       <w:r>
-        <w:t>[2] https://doi.org/10.4804/8cl0lcz5</w:t>
+        <w:t>[2] https://doi.org/10.3353/uuwzix69</w:t>
       </w:r>
     </w:p>
     <w:p>
@@ -91,7 +91,7 @@
         <w:pStyle w:val="ListNumber"/>
       </w:pPr>
       <w:r>
-        <w:t>[3] https://doi.org/10.1021/jacs.9b02765</w:t>
+        <w:t>[3] https://doi.org/10.8642/hr2pjgds</w:t>
       </w:r>
     </w:p>
     <w:p>
@@ -99,23 +99,7 @@
         <w:pStyle w:val="ListNumber"/>
       </w:pPr>
       <w:r>
-        <w:t>[4] https://doi.org/10.1038/s41586-020-2649-2</w:t>
-      </w:r>
-    </w:p>
-    <w:p>
-      <w:pPr>
-        <w:pStyle w:val="ListNumber"/>
-      </w:pPr>
-      <w:r>
-        <w:t>[5] https://doi.org/10.1126/science.1259855</w:t>
-      </w:r>
-    </w:p>
-    <w:p>
-      <w:pPr>
-        <w:pStyle w:val="ListNumber"/>
-      </w:pPr>
-      <w:r>
-        <w:t>[6] https://doi.org/10.9901/75i63rmh</w:t>
+        <w:t>[4] https://doi.org/10.1056/NEJMoa2034577</w:t>
       </w:r>
     </w:p>
     <w:sectPr>

--- a/tests/fixtures/synthetic/files/blog_post__fabricated_citations.docx
+++ b/tests/fixtures/synthetic/files/blog_post__fabricated_citations.docx
@@ -20,7 +20,7 @@
     </w:p>
     <w:p>
       <w:r>
-        <w:t>What we know about behavioral economics of retirement savings among gig workers, and what to watch.</w:t>
+        <w:t>What we know about behavioral economics of retirement savings among gig workers, and what to watch [1].</w:t>
       </w:r>
     </w:p>
     <w:p>
@@ -33,7 +33,7 @@
     </w:p>
     <w:p>
       <w:r>
-        <w:t>Recent analysis points toward a tractable path forward. Careful framing guards against overstatement. The takeaways are meant to inform, not to prescribe.</w:t>
+        <w:t>Recent analysis points toward a tractable path forward [2]. Careful framing guards against overstatement [3]. The takeaways are meant to inform, not to prescribe [4].</w:t>
       </w:r>
     </w:p>
     <w:p>
@@ -60,6 +60,11 @@
     <w:p>
       <w:r>
         <w:t>Every serious observer already agrees; the matter is entirely settled. The conclusions here are beyond dispute and settle the debate for good.</w:t>
+      </w:r>
+    </w:p>
+    <w:p>
+      <w:r>
+        <w:t>As one source notes, “We will assemble a multidisciplinary team with complementary expertise.” [1]</w:t>
       </w:r>
     </w:p>
     <w:p>
